--- a/guj/docx/63.content.docx
+++ b/guj/docx/63.content.docx
@@ -395,6 +395,21 @@
           <w:b/>
           <w:lang w:val="gu_IN" w:bidi="gu_IN"/>
         </w:rPr>
+        <w:t>ὁ πρεσβύτερος</w:t>
+      </w:r>
+    </w:p>
+    <w:p>
+      <w:pPr/>
+      <w:r>
+        <w:rPr>
+          <w:lang w:val="gu_IN" w:bidi="gu_IN"/>
+        </w:rPr>
+      </w:r>
+      <w:r>
+        <w:rPr>
+          <w:b/>
+          <w:lang w:val="gu_IN" w:bidi="gu_IN"/>
+        </w:rPr>
         <w:t>"વડીલ"</w:t>
       </w:r>
     </w:p>
@@ -476,6 +491,21 @@
         <w:rPr>
           <w:lang w:val="gu_IN" w:bidi="gu_IN"/>
         </w:rPr>
+      </w:r>
+    </w:p>
+    <w:p>
+      <w:pPr/>
+      <w:r>
+        <w:rPr>
+          <w:lang w:val="gu_IN" w:bidi="gu_IN"/>
+        </w:rPr>
+      </w:r>
+      <w:r>
+        <w:rPr>
+          <w:b/>
+          <w:lang w:val="gu_IN" w:bidi="gu_IN"/>
+        </w:rPr>
+        <w:t>ἐκλεκτῇ κυρίᾳ καὶ τοῖς τέκνοις αὐτῆς</w:t>
       </w:r>
     </w:p>
     <w:p>
@@ -625,6 +655,21 @@
           <w:b/>
           <w:lang w:val="gu_IN" w:bidi="gu_IN"/>
         </w:rPr>
+        <w:t>ἐκλεκτῇ κυρίᾳ καὶ τοῖς τέκνοις αὐτῆς</w:t>
+      </w:r>
+    </w:p>
+    <w:p>
+      <w:pPr/>
+      <w:r>
+        <w:rPr>
+          <w:lang w:val="gu_IN" w:bidi="gu_IN"/>
+        </w:rPr>
+      </w:r>
+      <w:r>
+        <w:rPr>
+          <w:b/>
+          <w:lang w:val="gu_IN" w:bidi="gu_IN"/>
+        </w:rPr>
         <w:t>"અને તેના બાળકો"</w:t>
       </w:r>
     </w:p>
@@ -814,6 +859,21 @@
           <w:b/>
           <w:lang w:val="gu_IN" w:bidi="gu_IN"/>
         </w:rPr>
+        <w:t>ἀγαπῶ ἐν ἀληθείᾳ</w:t>
+      </w:r>
+    </w:p>
+    <w:p>
+      <w:pPr/>
+      <w:r>
+        <w:rPr>
+          <w:lang w:val="gu_IN" w:bidi="gu_IN"/>
+        </w:rPr>
+      </w:r>
+      <w:r>
+        <w:rPr>
+          <w:b/>
+          <w:lang w:val="gu_IN" w:bidi="gu_IN"/>
+        </w:rPr>
         <w:t>"સત્યમાં પ્રેમ કરું છું"</w:t>
       </w:r>
     </w:p>
@@ -901,6 +961,21 @@
         <w:rPr>
           <w:lang w:val="gu_IN" w:bidi="gu_IN"/>
         </w:rPr>
+      </w:r>
+    </w:p>
+    <w:p>
+      <w:pPr/>
+      <w:r>
+        <w:rPr>
+          <w:lang w:val="gu_IN" w:bidi="gu_IN"/>
+        </w:rPr>
+      </w:r>
+      <w:r>
+        <w:rPr>
+          <w:b/>
+          <w:lang w:val="gu_IN" w:bidi="gu_IN"/>
+        </w:rPr>
+        <w:t>πάντες οἱ ἐγνωκότες τὴν ἀλήθειαν</w:t>
       </w:r>
     </w:p>
     <w:p>
@@ -1010,6 +1085,21 @@
           <w:b/>
           <w:lang w:val="gu_IN" w:bidi="gu_IN"/>
         </w:rPr>
+        <w:t>τὴν ἀλήθειαν</w:t>
+      </w:r>
+    </w:p>
+    <w:p>
+      <w:pPr/>
+      <w:r>
+        <w:rPr>
+          <w:lang w:val="gu_IN" w:bidi="gu_IN"/>
+        </w:rPr>
+      </w:r>
+      <w:r>
+        <w:rPr>
+          <w:b/>
+          <w:lang w:val="gu_IN" w:bidi="gu_IN"/>
+        </w:rPr>
         <w:t>"સત્ય"</w:t>
       </w:r>
     </w:p>
@@ -1098,6 +1188,21 @@
           <w:b/>
           <w:lang w:val="gu_IN" w:bidi="gu_IN"/>
         </w:rPr>
+        <w:t>ἡμῖν &amp; ἡμῶν</w:t>
+      </w:r>
+    </w:p>
+    <w:p>
+      <w:pPr/>
+      <w:r>
+        <w:rPr>
+          <w:lang w:val="gu_IN" w:bidi="gu_IN"/>
+        </w:rPr>
+      </w:r>
+      <w:r>
+        <w:rPr>
+          <w:b/>
+          <w:lang w:val="gu_IN" w:bidi="gu_IN"/>
+        </w:rPr>
         <w:t>"આપણામાં &amp; આપણી સાથે"</w:t>
       </w:r>
     </w:p>
@@ -1186,6 +1291,21 @@
           <w:b/>
           <w:lang w:val="gu_IN" w:bidi="gu_IN"/>
         </w:rPr>
+        <w:t>εἰς τὸν αἰῶνα</w:t>
+      </w:r>
+    </w:p>
+    <w:p>
+      <w:pPr/>
+      <w:r>
+        <w:rPr>
+          <w:lang w:val="gu_IN" w:bidi="gu_IN"/>
+        </w:rPr>
+      </w:r>
+      <w:r>
+        <w:rPr>
+          <w:b/>
+          <w:lang w:val="gu_IN" w:bidi="gu_IN"/>
+        </w:rPr>
         <w:t>"યુગના અંત સુધી"</w:t>
       </w:r>
     </w:p>
@@ -1401,6 +1521,21 @@
           <w:b/>
           <w:lang w:val="gu_IN" w:bidi="gu_IN"/>
         </w:rPr>
+        <w:t>ἔσται μεθ’ ἡμῶν χάρις, ἔλεος, εἰρήνη</w:t>
+      </w:r>
+    </w:p>
+    <w:p>
+      <w:pPr/>
+      <w:r>
+        <w:rPr>
+          <w:lang w:val="gu_IN" w:bidi="gu_IN"/>
+        </w:rPr>
+      </w:r>
+      <w:r>
+        <w:rPr>
+          <w:b/>
+          <w:lang w:val="gu_IN" w:bidi="gu_IN"/>
+        </w:rPr>
         <w:t>"કૃપા, દયા &amp; શાંતિ &amp; આપણી સાથે રહેશે"</w:t>
       </w:r>
     </w:p>
@@ -1450,6 +1585,21 @@
         <w:rPr>
           <w:lang w:val="gu_IN" w:bidi="gu_IN"/>
         </w:rPr>
+      </w:r>
+    </w:p>
+    <w:p>
+      <w:pPr/>
+      <w:r>
+        <w:rPr>
+          <w:lang w:val="gu_IN" w:bidi="gu_IN"/>
+        </w:rPr>
+      </w:r>
+      <w:r>
+        <w:rPr>
+          <w:b/>
+          <w:lang w:val="gu_IN" w:bidi="gu_IN"/>
+        </w:rPr>
+        <w:t>Πατρός &amp; Υἱοῦ</w:t>
       </w:r>
     </w:p>
     <w:p>
@@ -1660,6 +1810,21 @@
         <w:rPr>
           <w:lang w:val="gu_IN" w:bidi="gu_IN"/>
         </w:rPr>
+      </w:r>
+    </w:p>
+    <w:p>
+      <w:pPr/>
+      <w:r>
+        <w:rPr>
+          <w:lang w:val="gu_IN" w:bidi="gu_IN"/>
+        </w:rPr>
+      </w:r>
+      <w:r>
+        <w:rPr>
+          <w:b/>
+          <w:lang w:val="gu_IN" w:bidi="gu_IN"/>
+        </w:rPr>
+        <w:t>τῶν τέκνων σου</w:t>
       </w:r>
     </w:p>
     <w:p>
@@ -1780,6 +1945,21 @@
           <w:b/>
           <w:lang w:val="gu_IN" w:bidi="gu_IN"/>
         </w:rPr>
+        <w:t>τῶν τέκνων σου</w:t>
+      </w:r>
+    </w:p>
+    <w:p>
+      <w:pPr/>
+      <w:r>
+        <w:rPr>
+          <w:lang w:val="gu_IN" w:bidi="gu_IN"/>
+        </w:rPr>
+      </w:r>
+      <w:r>
+        <w:rPr>
+          <w:b/>
+          <w:lang w:val="gu_IN" w:bidi="gu_IN"/>
+        </w:rPr>
         <w:t>"તમારા"</w:t>
       </w:r>
     </w:p>
@@ -1862,6 +2042,21 @@
           <w:b/>
           <w:lang w:val="gu_IN" w:bidi="gu_IN"/>
         </w:rPr>
+        <w:t>περιπατοῦντας ἐν ἀληθείᾳ</w:t>
+      </w:r>
+    </w:p>
+    <w:p>
+      <w:pPr/>
+      <w:r>
+        <w:rPr>
+          <w:lang w:val="gu_IN" w:bidi="gu_IN"/>
+        </w:rPr>
+      </w:r>
+      <w:r>
+        <w:rPr>
+          <w:b/>
+          <w:lang w:val="gu_IN" w:bidi="gu_IN"/>
+        </w:rPr>
         <w:t>"સત્યમાં ચાલતા"</w:t>
       </w:r>
     </w:p>
@@ -1936,6 +2131,21 @@
         <w:rPr>
           <w:lang w:val="gu_IN" w:bidi="gu_IN"/>
         </w:rPr>
+      </w:r>
+    </w:p>
+    <w:p>
+      <w:pPr/>
+      <w:r>
+        <w:rPr>
+          <w:lang w:val="gu_IN" w:bidi="gu_IN"/>
+        </w:rPr>
+      </w:r>
+      <w:r>
+        <w:rPr>
+          <w:b/>
+          <w:lang w:val="gu_IN" w:bidi="gu_IN"/>
+        </w:rPr>
+        <w:t>ἐν ἀληθείᾳ</w:t>
       </w:r>
     </w:p>
     <w:p>
@@ -2121,6 +2331,21 @@
           <w:b/>
           <w:lang w:val="gu_IN" w:bidi="gu_IN"/>
         </w:rPr>
+        <w:t>τοῦ Πατρός</w:t>
+      </w:r>
+    </w:p>
+    <w:p>
+      <w:pPr/>
+      <w:r>
+        <w:rPr>
+          <w:lang w:val="gu_IN" w:bidi="gu_IN"/>
+        </w:rPr>
+      </w:r>
+      <w:r>
+        <w:rPr>
+          <w:b/>
+          <w:lang w:val="gu_IN" w:bidi="gu_IN"/>
+        </w:rPr>
         <w:t>"પિતા"</w:t>
       </w:r>
     </w:p>
@@ -2203,6 +2428,21 @@
           <w:b/>
           <w:lang w:val="gu_IN" w:bidi="gu_IN"/>
         </w:rPr>
+        <w:t>καὶ νῦν</w:t>
+      </w:r>
+    </w:p>
+    <w:p>
+      <w:pPr/>
+      <w:r>
+        <w:rPr>
+          <w:lang w:val="gu_IN" w:bidi="gu_IN"/>
+        </w:rPr>
+      </w:r>
+      <w:r>
+        <w:rPr>
+          <w:b/>
+          <w:lang w:val="gu_IN" w:bidi="gu_IN"/>
+        </w:rPr>
         <w:t>"અને &amp; હવે"</w:t>
       </w:r>
     </w:p>
@@ -2266,6 +2506,21 @@
           <w:b/>
           <w:lang w:val="gu_IN" w:bidi="gu_IN"/>
         </w:rPr>
+        <w:t>σε &amp; σοι</w:t>
+      </w:r>
+    </w:p>
+    <w:p>
+      <w:pPr/>
+      <w:r>
+        <w:rPr>
+          <w:lang w:val="gu_IN" w:bidi="gu_IN"/>
+        </w:rPr>
+      </w:r>
+      <w:r>
+        <w:rPr>
+          <w:b/>
+          <w:lang w:val="gu_IN" w:bidi="gu_IN"/>
+        </w:rPr>
         <w:t>"તને &amp; તને"</w:t>
       </w:r>
     </w:p>
@@ -2334,6 +2589,21 @@
         <w:rPr>
           <w:lang w:val="gu_IN" w:bidi="gu_IN"/>
         </w:rPr>
+      </w:r>
+    </w:p>
+    <w:p>
+      <w:pPr/>
+      <w:r>
+        <w:rPr>
+          <w:lang w:val="gu_IN" w:bidi="gu_IN"/>
+        </w:rPr>
+      </w:r>
+      <w:r>
+        <w:rPr>
+          <w:b/>
+          <w:lang w:val="gu_IN" w:bidi="gu_IN"/>
+        </w:rPr>
+        <w:t>κυρία</w:t>
       </w:r>
     </w:p>
     <w:p>
@@ -2516,6 +2786,21 @@
           <w:b/>
           <w:lang w:val="gu_IN" w:bidi="gu_IN"/>
         </w:rPr>
+        <w:t>ἀπ’ ἀρχῆς</w:t>
+      </w:r>
+    </w:p>
+    <w:p>
+      <w:pPr/>
+      <w:r>
+        <w:rPr>
+          <w:lang w:val="gu_IN" w:bidi="gu_IN"/>
+        </w:rPr>
+      </w:r>
+      <w:r>
+        <w:rPr>
+          <w:b/>
+          <w:lang w:val="gu_IN" w:bidi="gu_IN"/>
+        </w:rPr>
         <w:t>"શરુઆતથી જ"</w:t>
       </w:r>
     </w:p>
@@ -2590,6 +2875,21 @@
         <w:rPr>
           <w:lang w:val="gu_IN" w:bidi="gu_IN"/>
         </w:rPr>
+      </w:r>
+    </w:p>
+    <w:p>
+      <w:pPr/>
+      <w:r>
+        <w:rPr>
+          <w:lang w:val="gu_IN" w:bidi="gu_IN"/>
+        </w:rPr>
+      </w:r>
+      <w:r>
+        <w:rPr>
+          <w:b/>
+          <w:lang w:val="gu_IN" w:bidi="gu_IN"/>
+        </w:rPr>
+        <w:t>περιπατῶμεν κατὰ &amp; ἐν αὐτῇ περιπατῆτε</w:t>
       </w:r>
     </w:p>
     <w:p>
@@ -2700,6 +3000,21 @@
         <w:rPr>
           <w:lang w:val="gu_IN" w:bidi="gu_IN"/>
         </w:rPr>
+      </w:r>
+    </w:p>
+    <w:p>
+      <w:pPr/>
+      <w:r>
+        <w:rPr>
+          <w:lang w:val="gu_IN" w:bidi="gu_IN"/>
+        </w:rPr>
+      </w:r>
+      <w:r>
+        <w:rPr>
+          <w:b/>
+          <w:lang w:val="gu_IN" w:bidi="gu_IN"/>
+        </w:rPr>
+        <w:t>ὅτι</w:t>
       </w:r>
     </w:p>
     <w:p>
@@ -2977,6 +3292,21 @@
           <w:b/>
           <w:lang w:val="gu_IN" w:bidi="gu_IN"/>
         </w:rPr>
+        <w:t>οὗτός ἐστιν ὁ πλάνος καὶ ὁ ἀντίχριστος</w:t>
+      </w:r>
+    </w:p>
+    <w:p>
+      <w:pPr/>
+      <w:r>
+        <w:rPr>
+          <w:lang w:val="gu_IN" w:bidi="gu_IN"/>
+        </w:rPr>
+      </w:r>
+      <w:r>
+        <w:rPr>
+          <w:b/>
+          <w:lang w:val="gu_IN" w:bidi="gu_IN"/>
+        </w:rPr>
         <w:t>"આ છેતરપીંડી કરનાર અને ખ્રિસ્ત વિરોધી છે"</w:t>
       </w:r>
     </w:p>
@@ -3161,6 +3491,21 @@
           <w:b/>
           <w:lang w:val="gu_IN" w:bidi="gu_IN"/>
         </w:rPr>
+        <w:t>βλέπετε ἑαυτούς</w:t>
+      </w:r>
+    </w:p>
+    <w:p>
+      <w:pPr/>
+      <w:r>
+        <w:rPr>
+          <w:lang w:val="gu_IN" w:bidi="gu_IN"/>
+        </w:rPr>
+      </w:r>
+      <w:r>
+        <w:rPr>
+          <w:b/>
+          <w:lang w:val="gu_IN" w:bidi="gu_IN"/>
+        </w:rPr>
         <w:t>"તારી સંભાળ રાખજે"</w:t>
       </w:r>
     </w:p>
@@ -3249,6 +3594,21 @@
           <w:b/>
           <w:lang w:val="gu_IN" w:bidi="gu_IN"/>
         </w:rPr>
+        <w:t>ἃ</w:t>
+      </w:r>
+    </w:p>
+    <w:p>
+      <w:pPr/>
+      <w:r>
+        <w:rPr>
+          <w:lang w:val="gu_IN" w:bidi="gu_IN"/>
+        </w:rPr>
+      </w:r>
+      <w:r>
+        <w:rPr>
+          <w:b/>
+          <w:lang w:val="gu_IN" w:bidi="gu_IN"/>
+        </w:rPr>
         <w:t>"જે"</w:t>
       </w:r>
     </w:p>
@@ -3337,6 +3697,21 @@
           <w:b/>
           <w:lang w:val="gu_IN" w:bidi="gu_IN"/>
         </w:rPr>
+        <w:t>εἰργασάμεθα</w:t>
+      </w:r>
+    </w:p>
+    <w:p>
+      <w:pPr/>
+      <w:r>
+        <w:rPr>
+          <w:lang w:val="gu_IN" w:bidi="gu_IN"/>
+        </w:rPr>
+      </w:r>
+      <w:r>
+        <w:rPr>
+          <w:b/>
+          <w:lang w:val="gu_IN" w:bidi="gu_IN"/>
+        </w:rPr>
         <w:t>"અમે &amp; મહેનત કરી છે તે"</w:t>
       </w:r>
     </w:p>
@@ -3626,6 +4001,21 @@
         <w:rPr>
           <w:lang w:val="gu_IN" w:bidi="gu_IN"/>
         </w:rPr>
+      </w:r>
+    </w:p>
+    <w:p>
+      <w:pPr/>
+      <w:r>
+        <w:rPr>
+          <w:lang w:val="gu_IN" w:bidi="gu_IN"/>
+        </w:rPr>
+      </w:r>
+      <w:r>
+        <w:rPr>
+          <w:b/>
+          <w:lang w:val="gu_IN" w:bidi="gu_IN"/>
+        </w:rPr>
+        <w:t>Θεὸν οὐκ ἔχει</w:t>
       </w:r>
     </w:p>
     <w:p>
@@ -3806,6 +4196,21 @@
           <w:b/>
           <w:lang w:val="gu_IN" w:bidi="gu_IN"/>
         </w:rPr>
+        <w:t>οὗτος</w:t>
+      </w:r>
+    </w:p>
+    <w:p>
+      <w:pPr/>
+      <w:r>
+        <w:rPr>
+          <w:lang w:val="gu_IN" w:bidi="gu_IN"/>
+        </w:rPr>
+      </w:r>
+      <w:r>
+        <w:rPr>
+          <w:b/>
+          <w:lang w:val="gu_IN" w:bidi="gu_IN"/>
+        </w:rPr>
         <w:t>"તેનામાં"</w:t>
       </w:r>
     </w:p>
@@ -3893,6 +4298,21 @@
         <w:rPr>
           <w:lang w:val="gu_IN" w:bidi="gu_IN"/>
         </w:rPr>
+      </w:r>
+    </w:p>
+    <w:p>
+      <w:pPr/>
+      <w:r>
+        <w:rPr>
+          <w:lang w:val="gu_IN" w:bidi="gu_IN"/>
+        </w:rPr>
+      </w:r>
+      <w:r>
+        <w:rPr>
+          <w:b/>
+          <w:lang w:val="gu_IN" w:bidi="gu_IN"/>
+        </w:rPr>
+        <w:t>τὸν Πατέρα καὶ τὸν Υἱὸν</w:t>
       </w:r>
     </w:p>
     <w:p>
@@ -4088,6 +4508,21 @@
           <w:b/>
           <w:lang w:val="gu_IN" w:bidi="gu_IN"/>
         </w:rPr>
+        <w:t>ταύτην τὴν διδαχὴν οὐ φέρει</w:t>
+      </w:r>
+    </w:p>
+    <w:p>
+      <w:pPr/>
+      <w:r>
+        <w:rPr>
+          <w:lang w:val="gu_IN" w:bidi="gu_IN"/>
+        </w:rPr>
+      </w:r>
+      <w:r>
+        <w:rPr>
+          <w:b/>
+          <w:lang w:val="gu_IN" w:bidi="gu_IN"/>
+        </w:rPr>
         <w:t>"તે આ શિક્ષણ લાવે નહીં"</w:t>
       </w:r>
     </w:p>
@@ -4196,6 +4631,21 @@
           <w:b/>
           <w:lang w:val="gu_IN" w:bidi="gu_IN"/>
         </w:rPr>
+        <w:t>μὴ λαμβάνετε αὐτὸν εἰς οἰκίαν</w:t>
+      </w:r>
+    </w:p>
+    <w:p>
+      <w:pPr/>
+      <w:r>
+        <w:rPr>
+          <w:lang w:val="gu_IN" w:bidi="gu_IN"/>
+        </w:rPr>
+      </w:r>
+      <w:r>
+        <w:rPr>
+          <w:b/>
+          <w:lang w:val="gu_IN" w:bidi="gu_IN"/>
+        </w:rPr>
         <w:t>"નહીં &amp; તેને તારા ઘરમાં આવકાર આપવો"</w:t>
       </w:r>
     </w:p>
@@ -4271,6 +4721,21 @@
           <w:b/>
           <w:lang w:val="gu_IN" w:bidi="gu_IN"/>
         </w:rPr>
+        <w:t>χαίρειν αὐτῷ μὴ λέγετε</w:t>
+      </w:r>
+    </w:p>
+    <w:p>
+      <w:pPr/>
+      <w:r>
+        <w:rPr>
+          <w:lang w:val="gu_IN" w:bidi="gu_IN"/>
+        </w:rPr>
+      </w:r>
+      <w:r>
+        <w:rPr>
+          <w:b/>
+          <w:lang w:val="gu_IN" w:bidi="gu_IN"/>
+        </w:rPr>
         <w:t>"તો તારે તેને "સલામ" પાઠવવી &amp; નહીં"</w:t>
       </w:r>
     </w:p>
@@ -4409,6 +4874,21 @@
           <w:b/>
           <w:lang w:val="gu_IN" w:bidi="gu_IN"/>
         </w:rPr>
+        <w:t>κοινωνεῖ τοῖς ἔργοις αὐτοῦ τοῖς πονηροῖς</w:t>
+      </w:r>
+    </w:p>
+    <w:p>
+      <w:pPr/>
+      <w:r>
+        <w:rPr>
+          <w:lang w:val="gu_IN" w:bidi="gu_IN"/>
+        </w:rPr>
+      </w:r>
+      <w:r>
+        <w:rPr>
+          <w:b/>
+          <w:lang w:val="gu_IN" w:bidi="gu_IN"/>
+        </w:rPr>
         <w:t>"તેના દુષ્કર્મોમાં પણ ભાગીદાર થાય છે"</w:t>
       </w:r>
     </w:p>
@@ -4472,6 +4952,21 @@
           <w:b/>
           <w:lang w:val="gu_IN" w:bidi="gu_IN"/>
         </w:rPr>
+        <w:t>οὐκ ἐβουλήθην διὰ χάρτου καὶ μέλανος</w:t>
+      </w:r>
+    </w:p>
+    <w:p>
+      <w:pPr/>
+      <w:r>
+        <w:rPr>
+          <w:lang w:val="gu_IN" w:bidi="gu_IN"/>
+        </w:rPr>
+      </w:r>
+      <w:r>
+        <w:rPr>
+          <w:b/>
+          <w:lang w:val="gu_IN" w:bidi="gu_IN"/>
+        </w:rPr>
         <w:t>"હું આ સ્યાહી અને કાગળનો ઉપયોગ કરવાનું ઈચ્છતો હતો નહીં"</w:t>
       </w:r>
     </w:p>
@@ -4533,6 +5028,21 @@
         <w:rPr>
           <w:lang w:val="gu_IN" w:bidi="gu_IN"/>
         </w:rPr>
+      </w:r>
+    </w:p>
+    <w:p>
+      <w:pPr/>
+      <w:r>
+        <w:rPr>
+          <w:lang w:val="gu_IN" w:bidi="gu_IN"/>
+        </w:rPr>
+      </w:r>
+      <w:r>
+        <w:rPr>
+          <w:b/>
+          <w:lang w:val="gu_IN" w:bidi="gu_IN"/>
+        </w:rPr>
+        <w:t>διὰ χάρτου καὶ μέλανος</w:t>
       </w:r>
     </w:p>
     <w:p>
@@ -4642,6 +5152,21 @@
           <w:b/>
           <w:lang w:val="gu_IN" w:bidi="gu_IN"/>
         </w:rPr>
+        <w:t>στόμα πρὸς στόμα λαλῆσαι</w:t>
+      </w:r>
+    </w:p>
+    <w:p>
+      <w:pPr/>
+      <w:r>
+        <w:rPr>
+          <w:lang w:val="gu_IN" w:bidi="gu_IN"/>
+        </w:rPr>
+      </w:r>
+      <w:r>
+        <w:rPr>
+          <w:b/>
+          <w:lang w:val="gu_IN" w:bidi="gu_IN"/>
+        </w:rPr>
         <w:t>"મોંઢા મોંઢ વાત કરવાની"</w:t>
       </w:r>
     </w:p>
@@ -4717,6 +5242,21 @@
           <w:b/>
           <w:lang w:val="gu_IN" w:bidi="gu_IN"/>
         </w:rPr>
+        <w:t>ἵνα ἡ χαρὰ ὑμῶν πεπληρωμένη ᾖ</w:t>
+      </w:r>
+    </w:p>
+    <w:p>
+      <w:pPr/>
+      <w:r>
+        <w:rPr>
+          <w:lang w:val="gu_IN" w:bidi="gu_IN"/>
+        </w:rPr>
+      </w:r>
+      <w:r>
+        <w:rPr>
+          <w:b/>
+          <w:lang w:val="gu_IN" w:bidi="gu_IN"/>
+        </w:rPr>
         <w:t>"જેથી તારો આનંદ સમ્પૂર્ણ થાય"</w:t>
       </w:r>
     </w:p>
@@ -4955,6 +5495,21 @@
           <w:b/>
           <w:lang w:val="gu_IN" w:bidi="gu_IN"/>
         </w:rPr>
+        <w:t>ὑμῶν</w:t>
+      </w:r>
+    </w:p>
+    <w:p>
+      <w:pPr/>
+      <w:r>
+        <w:rPr>
+          <w:lang w:val="gu_IN" w:bidi="gu_IN"/>
+        </w:rPr>
+      </w:r>
+      <w:r>
+        <w:rPr>
+          <w:b/>
+          <w:lang w:val="gu_IN" w:bidi="gu_IN"/>
+        </w:rPr>
         <w:t>"તારો"</w:t>
       </w:r>
     </w:p>
@@ -5029,6 +5584,21 @@
         <w:rPr>
           <w:lang w:val="gu_IN" w:bidi="gu_IN"/>
         </w:rPr>
+      </w:r>
+    </w:p>
+    <w:p>
+      <w:pPr/>
+      <w:r>
+        <w:rPr>
+          <w:lang w:val="gu_IN" w:bidi="gu_IN"/>
+        </w:rPr>
+      </w:r>
+      <w:r>
+        <w:rPr>
+          <w:b/>
+          <w:lang w:val="gu_IN" w:bidi="gu_IN"/>
+        </w:rPr>
+        <w:t>τὰ τέκνα τῆς ἀδελφῆς σου τῆς ἐκλεκτῆς</w:t>
       </w:r>
     </w:p>
     <w:p>
@@ -5195,6 +5765,21 @@
           <w:b/>
           <w:lang w:val="gu_IN" w:bidi="gu_IN"/>
         </w:rPr>
+        <w:t>τὰ τέκνα τῆς ἀδελφῆς σου τῆς ἐκλεκτῆς</w:t>
+      </w:r>
+    </w:p>
+    <w:p>
+      <w:pPr/>
+      <w:r>
+        <w:rPr>
+          <w:lang w:val="gu_IN" w:bidi="gu_IN"/>
+        </w:rPr>
+      </w:r>
+      <w:r>
+        <w:rPr>
+          <w:b/>
+          <w:lang w:val="gu_IN" w:bidi="gu_IN"/>
+        </w:rPr>
         <w:t>"તારી પસંદ કરાયેલ બહેનના બાળકો"</w:t>
       </w:r>
     </w:p>
@@ -5278,6 +5863,21 @@
         <w:rPr>
           <w:lang w:val="gu_IN" w:bidi="gu_IN"/>
         </w:rPr>
+      </w:r>
+    </w:p>
+    <w:p>
+      <w:pPr/>
+      <w:r>
+        <w:rPr>
+          <w:lang w:val="gu_IN" w:bidi="gu_IN"/>
+        </w:rPr>
+      </w:r>
+      <w:r>
+        <w:rPr>
+          <w:b/>
+          <w:lang w:val="gu_IN" w:bidi="gu_IN"/>
+        </w:rPr>
+        <w:t>σε &amp; σου</w:t>
       </w:r>
     </w:p>
     <w:p>

--- a/guj/docx/63.content.docx
+++ b/guj/docx/63.content.docx
@@ -771,6 +771,21 @@
           <w:b/>
           <w:lang w:val="gu_IN" w:bidi="gu_IN"/>
         </w:rPr>
+        <w:t>ἐκλεκτῇ κυρίᾳ καὶ τοῖς τέκνοις αὐτῆς</w:t>
+      </w:r>
+    </w:p>
+    <w:p>
+      <w:pPr/>
+      <w:r>
+        <w:rPr>
+          <w:lang w:val="gu_IN" w:bidi="gu_IN"/>
+        </w:rPr>
+      </w:r>
+      <w:r>
+        <w:rPr>
+          <w:b/>
+          <w:lang w:val="gu_IN" w:bidi="gu_IN"/>
+        </w:rPr>
         <w:t>"પસંદ કરાયેલ બાઈ"</w:t>
       </w:r>
     </w:p>
@@ -1381,6 +1396,21 @@
           <w:b/>
           <w:lang w:val="gu_IN" w:bidi="gu_IN"/>
         </w:rPr>
+        <w:t>ἔσται μεθ’ ἡμῶν χάρις, ἔλεος, εἰρήνη, παρὰ Θεοῦ Πατρός καὶ παρὰ Ἰησοῦ Χριστοῦ</w:t>
+      </w:r>
+    </w:p>
+    <w:p>
+      <w:pPr/>
+      <w:r>
+        <w:rPr>
+          <w:lang w:val="gu_IN" w:bidi="gu_IN"/>
+        </w:rPr>
+      </w:r>
+      <w:r>
+        <w:rPr>
+          <w:b/>
+          <w:lang w:val="gu_IN" w:bidi="gu_IN"/>
+        </w:rPr>
         <w:t>"ઈશ્વર પિતા તરફથી ને ઈસુ ખ્રિસ્ત &amp; તરફથી કૃપા, દયા અને શાંતિ &amp; આપણી સાથે રહેશે"</w:t>
       </w:r>
     </w:p>
@@ -1735,6 +1765,21 @@
         <w:rPr>
           <w:lang w:val="gu_IN" w:bidi="gu_IN"/>
         </w:rPr>
+      </w:r>
+    </w:p>
+    <w:p>
+      <w:pPr/>
+      <w:r>
+        <w:rPr>
+          <w:lang w:val="gu_IN" w:bidi="gu_IN"/>
+        </w:rPr>
+      </w:r>
+      <w:r>
+        <w:rPr>
+          <w:b/>
+          <w:lang w:val="gu_IN" w:bidi="gu_IN"/>
+        </w:rPr>
+        <w:t>ἐχάρην λείαν ὅτι εὕρηκα ἐκ τῶν τέκνων σου περιπατοῦντας ἐν ἀληθείᾳ</w:t>
       </w:r>
     </w:p>
     <w:p>
@@ -2242,6 +2287,21 @@
           <w:b/>
           <w:lang w:val="gu_IN" w:bidi="gu_IN"/>
         </w:rPr>
+        <w:t>καθὼς ἐντολὴν ἐλάβομεν παρὰ τοῦ Πατρός</w:t>
+      </w:r>
+    </w:p>
+    <w:p>
+      <w:pPr/>
+      <w:r>
+        <w:rPr>
+          <w:lang w:val="gu_IN" w:bidi="gu_IN"/>
+        </w:rPr>
+      </w:r>
+      <w:r>
+        <w:rPr>
+          <w:b/>
+          <w:lang w:val="gu_IN" w:bidi="gu_IN"/>
+        </w:rPr>
         <w:t>"આપણને જેમ પિતા તરફથી આજ્ઞા મળી છે"</w:t>
       </w:r>
     </w:p>
@@ -2711,6 +2771,21 @@
           <w:b/>
           <w:lang w:val="gu_IN" w:bidi="gu_IN"/>
         </w:rPr>
+        <w:t>οὐχ ὡς ἐντολὴν καινὴν γράφων σοι</w:t>
+      </w:r>
+    </w:p>
+    <w:p>
+      <w:pPr/>
+      <w:r>
+        <w:rPr>
+          <w:lang w:val="gu_IN" w:bidi="gu_IN"/>
+        </w:rPr>
+      </w:r>
+      <w:r>
+        <w:rPr>
+          <w:b/>
+          <w:lang w:val="gu_IN" w:bidi="gu_IN"/>
+        </w:rPr>
         <w:t>"નવી આજ્ઞા લખતો નથી &amp; તને"</w:t>
       </w:r>
     </w:p>
@@ -3103,6 +3178,21 @@
         <w:rPr>
           <w:lang w:val="gu_IN" w:bidi="gu_IN"/>
         </w:rPr>
+      </w:r>
+    </w:p>
+    <w:p>
+      <w:pPr/>
+      <w:r>
+        <w:rPr>
+          <w:lang w:val="gu_IN" w:bidi="gu_IN"/>
+        </w:rPr>
+      </w:r>
+      <w:r>
+        <w:rPr>
+          <w:b/>
+          <w:lang w:val="gu_IN" w:bidi="gu_IN"/>
+        </w:rPr>
+        <w:t>ὅτι πολλοὶ πλάνοι ἐξῆλθαν εἰς τὸν κόσμον</w:t>
       </w:r>
     </w:p>
     <w:p>
@@ -3210,6 +3300,21 @@
           <w:b/>
           <w:lang w:val="gu_IN" w:bidi="gu_IN"/>
         </w:rPr>
+        <w:t>Ἰησοῦν Χριστὸν ἐρχόμενον ἐν σαρκί</w:t>
+      </w:r>
+    </w:p>
+    <w:p>
+      <w:pPr/>
+      <w:r>
+        <w:rPr>
+          <w:lang w:val="gu_IN" w:bidi="gu_IN"/>
+        </w:rPr>
+      </w:r>
+      <w:r>
+        <w:rPr>
+          <w:b/>
+          <w:lang w:val="gu_IN" w:bidi="gu_IN"/>
+        </w:rPr>
         <w:t>"ખ્રિસ્ત ઈસુના દેહમાં આવવાને"</w:t>
       </w:r>
     </w:p>
@@ -3402,6 +3507,21 @@
           <w:b/>
           <w:lang w:val="gu_IN" w:bidi="gu_IN"/>
         </w:rPr>
+        <w:t>ὁ πλάνος καὶ ὁ ἀντίχριστος</w:t>
+      </w:r>
+    </w:p>
+    <w:p>
+      <w:pPr/>
+      <w:r>
+        <w:rPr>
+          <w:lang w:val="gu_IN" w:bidi="gu_IN"/>
+        </w:rPr>
+      </w:r>
+      <w:r>
+        <w:rPr>
+          <w:b/>
+          <w:lang w:val="gu_IN" w:bidi="gu_IN"/>
+        </w:rPr>
         <w:t>"છેતરપીંડી કરનાર અને ખ્રિસ્ત વિરોધી છે"</w:t>
       </w:r>
     </w:p>
@@ -3800,6 +3920,21 @@
           <w:b/>
           <w:lang w:val="gu_IN" w:bidi="gu_IN"/>
         </w:rPr>
+        <w:t>πᾶς ὁ προάγων καὶ μὴ μένων ἐν τῇ διδαχῇ τοῦ Χριστοῦ</w:t>
+      </w:r>
+    </w:p>
+    <w:p>
+      <w:pPr/>
+      <w:r>
+        <w:rPr>
+          <w:lang w:val="gu_IN" w:bidi="gu_IN"/>
+        </w:rPr>
+      </w:r>
+      <w:r>
+        <w:rPr>
+          <w:b/>
+          <w:lang w:val="gu_IN" w:bidi="gu_IN"/>
+        </w:rPr>
         <w:t>"દરેક વ્યક્તિઓ, જેઓ હદ બહાર વર્તીને ખ્રિસ્તના શિક્ષણમાં રહેતા નથી"</w:t>
       </w:r>
     </w:p>
@@ -3900,6 +4035,21 @@
         <w:rPr>
           <w:lang w:val="gu_IN" w:bidi="gu_IN"/>
         </w:rPr>
+      </w:r>
+    </w:p>
+    <w:p>
+      <w:pPr/>
+      <w:r>
+        <w:rPr>
+          <w:lang w:val="gu_IN" w:bidi="gu_IN"/>
+        </w:rPr>
+      </w:r>
+      <w:r>
+        <w:rPr>
+          <w:b/>
+          <w:lang w:val="gu_IN" w:bidi="gu_IN"/>
+        </w:rPr>
+        <w:t>πᾶς ὁ προάγων καὶ μὴ μένων ἐν τῇ διδαχῇ τοῦ Χριστοῦ</w:t>
       </w:r>
     </w:p>
     <w:p>
@@ -4121,6 +4271,21 @@
           <w:b/>
           <w:lang w:val="gu_IN" w:bidi="gu_IN"/>
         </w:rPr>
+        <w:t>ὁ μένων ἐν τῇ διδαχῇ</w:t>
+      </w:r>
+    </w:p>
+    <w:p>
+      <w:pPr/>
+      <w:r>
+        <w:rPr>
+          <w:lang w:val="gu_IN" w:bidi="gu_IN"/>
+        </w:rPr>
+      </w:r>
+      <w:r>
+        <w:rPr>
+          <w:b/>
+          <w:lang w:val="gu_IN" w:bidi="gu_IN"/>
+        </w:rPr>
         <w:t>"તેઓમાં &amp; વ્યક્તિ જે શિક્ષણમાં રહે છે"</w:t>
       </w:r>
     </w:p>
@@ -4388,6 +4553,21 @@
         <w:rPr>
           <w:lang w:val="gu_IN" w:bidi="gu_IN"/>
         </w:rPr>
+      </w:r>
+    </w:p>
+    <w:p>
+      <w:pPr/>
+      <w:r>
+        <w:rPr>
+          <w:lang w:val="gu_IN" w:bidi="gu_IN"/>
+        </w:rPr>
+      </w:r>
+      <w:r>
+        <w:rPr>
+          <w:b/>
+          <w:lang w:val="gu_IN" w:bidi="gu_IN"/>
+        </w:rPr>
+        <w:t>εἴ τις ἔρχεται πρὸς ὑμᾶς, καὶ ταύτην τὴν διδαχὴν οὐ φέρει</w:t>
       </w:r>
     </w:p>
     <w:p>
@@ -4811,6 +4991,21 @@
           <w:b/>
           <w:lang w:val="gu_IN" w:bidi="gu_IN"/>
         </w:rPr>
+        <w:t>ὁ λέγων &amp; αὐτῷ χαίρειν</w:t>
+      </w:r>
+    </w:p>
+    <w:p>
+      <w:pPr/>
+      <w:r>
+        <w:rPr>
+          <w:lang w:val="gu_IN" w:bidi="gu_IN"/>
+        </w:rPr>
+      </w:r>
+      <w:r>
+        <w:rPr>
+          <w:b/>
+          <w:lang w:val="gu_IN" w:bidi="gu_IN"/>
+        </w:rPr>
         <w:t>"એવા વ્યક્તિને, જે કોઈ "સલામ" પાઠવે છે તે"</w:t>
       </w:r>
     </w:p>
@@ -5332,6 +5527,21 @@
           <w:b/>
           <w:lang w:val="gu_IN" w:bidi="gu_IN"/>
         </w:rPr>
+        <w:t>ἵνα ἡ χαρὰ ὑμῶν πεπληρωμένη ᾖ</w:t>
+      </w:r>
+    </w:p>
+    <w:p>
+      <w:pPr/>
+      <w:r>
+        <w:rPr>
+          <w:lang w:val="gu_IN" w:bidi="gu_IN"/>
+        </w:rPr>
+      </w:r>
+      <w:r>
+        <w:rPr>
+          <w:b/>
+          <w:lang w:val="gu_IN" w:bidi="gu_IN"/>
+        </w:rPr>
         <w:t>"જેથી તારો આનંદ સમ્પૂર્ણ થાય"</w:t>
       </w:r>
     </w:p>
@@ -5406,6 +5616,21 @@
         <w:rPr>
           <w:lang w:val="gu_IN" w:bidi="gu_IN"/>
         </w:rPr>
+      </w:r>
+    </w:p>
+    <w:p>
+      <w:pPr/>
+      <w:r>
+        <w:rPr>
+          <w:lang w:val="gu_IN" w:bidi="gu_IN"/>
+        </w:rPr>
+      </w:r>
+      <w:r>
+        <w:rPr>
+          <w:b/>
+          <w:lang w:val="gu_IN" w:bidi="gu_IN"/>
+        </w:rPr>
+        <w:t>ἡ χαρὰ ὑμῶν πεπληρωμένη ᾖ</w:t>
       </w:r>
     </w:p>
     <w:p>
